--- a/lessons/5-6/downloads/reveal/teacher/5.6-exit-tickets.docx
+++ b/lessons/5-6/downloads/reveal/teacher/5.6-exit-tickets.docx
@@ -4,6 +4,7 @@
   <w:body>
     <w:p>
       <w:pPr>
+        <w:pStyle w:val="Heading1"/>
         <w:tabs>
           <w:tab w:val="left" w:pos="5200"/>
           <w:tab w:val="right" w:leader="underscore" w:pos="9504"/>
@@ -34,7 +35,7 @@
         <w:rPr>
           <w:rFonts w:ascii="Avenir Next" w:hAnsi="Avenir Next" w:cs="Avenir Next" w:eastAsia="Avenir Next"/>
           <w:color w:val="1A1A1A"/>
-          <w:sz w:val="18"/>
+          <w:sz w:val="22"/>
           <w:szCs w:val="18"/>
         </w:rPr>
         <w:t xml:space="preserve">Name</w:t>
@@ -119,7 +120,7 @@
                 <w:rFonts w:ascii="Avenir Next" w:hAnsi="Avenir Next" w:cs="Avenir Next" w:eastAsia="Avenir Next"/>
                 <w:b/>
                 <w:color w:val="1A1A1A"/>
-                <w:sz w:val="20"/>
+                <w:sz w:val="22"/>
                 <w:szCs w:val="20"/>
               </w:rPr>
               <w:t xml:space="preserve">1.</w:t>
@@ -137,7 +138,7 @@
               <w:rPr>
                 <w:rFonts w:ascii="Avenir Next" w:hAnsi="Avenir Next" w:cs="Avenir Next" w:eastAsia="Avenir Next"/>
                 <w:color w:val="1A1A1A"/>
-                <w:sz w:val="20"/>
+                <w:sz w:val="22"/>
                 <w:szCs w:val="20"/>
               </w:rPr>
               <w:t xml:space="preserve">How many of each shape are in the net?</w:t>
@@ -192,25 +193,25 @@
                       <w:rFonts w:ascii="Avenir Next" w:hAnsi="Avenir Next" w:cs="Avenir Next" w:eastAsia="Avenir Next"/>
                       <w:b/>
                       <w:color w:val="003A70"/>
+                      <w:sz w:val="22"/>
+                      <w:szCs w:val="20"/>
+                    </w:rPr>
+                    <w:t xml:space="preserve">a.</w:t>
+                  </w:r>
+                  <w:r>
+                    <w:rPr>
+                      <w:rFonts w:ascii="Avenir Next" w:hAnsi="Avenir Next" w:cs="Avenir Next" w:eastAsia="Avenir Next"/>
+                      <w:color w:val="1A1A1A"/>
                       <w:sz w:val="20"/>
                       <w:szCs w:val="20"/>
                     </w:rPr>
-                    <w:t xml:space="preserve">a.</w:t>
-                  </w:r>
-                  <w:r>
-                    <w:rPr>
-                      <w:rFonts w:ascii="Avenir Next" w:hAnsi="Avenir Next" w:cs="Avenir Next" w:eastAsia="Avenir Next"/>
-                      <w:color w:val="1A1A1A"/>
-                      <w:sz w:val="20"/>
-                      <w:szCs w:val="20"/>
-                    </w:rPr>
                     <w:tab/>
                   </w:r>
                   <w:r>
                     <w:rPr>
                       <w:rFonts w:ascii="Avenir Next" w:hAnsi="Avenir Next" w:cs="Avenir Next" w:eastAsia="Avenir Next"/>
                       <w:color w:val="1A1A1A"/>
-                      <w:sz w:val="20"/>
+                      <w:sz w:val="22"/>
                       <w:szCs w:val="20"/>
                     </w:rPr>
                     <w:t xml:space="preserve">rectangular prism: rectangles</w:t>
@@ -254,25 +255,25 @@
                       <w:rFonts w:ascii="Avenir Next" w:hAnsi="Avenir Next" w:cs="Avenir Next" w:eastAsia="Avenir Next"/>
                       <w:b/>
                       <w:color w:val="003A70"/>
+                      <w:sz w:val="22"/>
+                      <w:szCs w:val="20"/>
+                    </w:rPr>
+                    <w:t xml:space="preserve">b.</w:t>
+                  </w:r>
+                  <w:r>
+                    <w:rPr>
+                      <w:rFonts w:ascii="Avenir Next" w:hAnsi="Avenir Next" w:cs="Avenir Next" w:eastAsia="Avenir Next"/>
+                      <w:color w:val="1A1A1A"/>
                       <w:sz w:val="20"/>
                       <w:szCs w:val="20"/>
                     </w:rPr>
-                    <w:t xml:space="preserve">b.</w:t>
-                  </w:r>
-                  <w:r>
-                    <w:rPr>
-                      <w:rFonts w:ascii="Avenir Next" w:hAnsi="Avenir Next" w:cs="Avenir Next" w:eastAsia="Avenir Next"/>
-                      <w:color w:val="1A1A1A"/>
-                      <w:sz w:val="20"/>
-                      <w:szCs w:val="20"/>
-                    </w:rPr>
                     <w:tab/>
                   </w:r>
                   <w:r>
                     <w:rPr>
                       <w:rFonts w:ascii="Avenir Next" w:hAnsi="Avenir Next" w:cs="Avenir Next" w:eastAsia="Avenir Next"/>
                       <w:color w:val="1A1A1A"/>
-                      <w:sz w:val="20"/>
+                      <w:sz w:val="22"/>
                       <w:szCs w:val="20"/>
                     </w:rPr>
                     <w:t xml:space="preserve">square pyramid: triangles</w:t>
@@ -399,25 +400,25 @@
                       <w:rFonts w:ascii="Avenir Next" w:hAnsi="Avenir Next" w:cs="Avenir Next" w:eastAsia="Avenir Next"/>
                       <w:b/>
                       <w:color w:val="1A1A1A"/>
+                      <w:sz w:val="22"/>
+                      <w:szCs w:val="20"/>
+                    </w:rPr>
+                    <w:t xml:space="preserve">2.</w:t>
+                  </w:r>
+                  <w:r>
+                    <w:rPr>
+                      <w:rFonts w:ascii="Avenir Next" w:hAnsi="Avenir Next" w:cs="Avenir Next" w:eastAsia="Avenir Next"/>
+                      <w:color w:val="1A1A1A"/>
                       <w:sz w:val="20"/>
                       <w:szCs w:val="20"/>
                     </w:rPr>
-                    <w:t xml:space="preserve">2.</w:t>
-                  </w:r>
-                  <w:r>
-                    <w:rPr>
-                      <w:rFonts w:ascii="Avenir Next" w:hAnsi="Avenir Next" w:cs="Avenir Next" w:eastAsia="Avenir Next"/>
-                      <w:color w:val="1A1A1A"/>
-                      <w:sz w:val="20"/>
-                      <w:szCs w:val="20"/>
-                    </w:rPr>
                     <w:tab/>
                   </w:r>
                   <w:r>
                     <w:rPr>
                       <w:rFonts w:ascii="Avenir Next" w:hAnsi="Avenir Next" w:cs="Avenir Next" w:eastAsia="Avenir Next"/>
                       <w:color w:val="1A1A1A"/>
-                      <w:sz w:val="20"/>
+                      <w:sz w:val="22"/>
                       <w:szCs w:val="20"/>
                     </w:rPr>
                     <w:t xml:space="preserve">A square pyramid has a base 10 cm on each side. Each triangle has a height of 8 cm. Find the area of one triangle in its net.</w:t>
@@ -494,25 +495,25 @@
                       <w:rFonts w:ascii="Avenir Next" w:hAnsi="Avenir Next" w:cs="Avenir Next" w:eastAsia="Avenir Next"/>
                       <w:b/>
                       <w:color w:val="1A1A1A"/>
+                      <w:sz w:val="22"/>
+                      <w:szCs w:val="18"/>
+                    </w:rPr>
+                    <w:t xml:space="preserve">Answer</w:t>
+                  </w:r>
+                  <w:r>
+                    <w:rPr>
+                      <w:rFonts w:ascii="Avenir Next" w:hAnsi="Avenir Next" w:cs="Avenir Next" w:eastAsia="Avenir Next"/>
+                      <w:color w:val="1A1A1A"/>
                       <w:sz w:val="18"/>
                       <w:szCs w:val="18"/>
                     </w:rPr>
-                    <w:t xml:space="preserve">Answer</w:t>
-                  </w:r>
-                  <w:r>
-                    <w:rPr>
-                      <w:rFonts w:ascii="Avenir Next" w:hAnsi="Avenir Next" w:cs="Avenir Next" w:eastAsia="Avenir Next"/>
-                      <w:color w:val="1A1A1A"/>
-                      <w:sz w:val="18"/>
-                      <w:szCs w:val="18"/>
-                    </w:rPr>
                     <w:tab/>
                   </w:r>
                   <w:r>
                     <w:rPr>
                       <w:rFonts w:ascii="Avenir Next" w:hAnsi="Avenir Next" w:cs="Avenir Next" w:eastAsia="Avenir Next"/>
                       <w:color w:val="1A1A1A"/>
-                      <w:sz w:val="18"/>
+                      <w:sz w:val="22"/>
                       <w:szCs w:val="18"/>
                     </w:rPr>
                     <w:t xml:space="preserve">  cm²</w:t>
@@ -533,7 +534,7 @@
                     <w:drawing>
                       <wp:inline distT="0" distB="0" distL="0" distR="0">
                         <wp:extent cx="1188720" cy="873529"/>
-                        <wp:docPr id="1" name="Figure 1"/>
+                        <wp:docPr id="1" name="Figure 1" descr="Square pyramid. Base edge 10 cm; slant height 8 cm."/>
                         <a:graphic xmlns:a="http://schemas.openxmlformats.org/drawingml/2006/main">
                           <a:graphicData uri="http://schemas.openxmlformats.org/drawingml/2006/picture">
                             <pic:pic xmlns:pic="http://schemas.openxmlformats.org/drawingml/2006/picture">
@@ -631,7 +632,7 @@
                 <w:rFonts w:ascii="Avenir Next" w:hAnsi="Avenir Next" w:cs="Avenir Next" w:eastAsia="Avenir Next"/>
                 <w:b/>
                 <w:color w:val="1A1A1A"/>
-                <w:sz w:val="20"/>
+                <w:sz w:val="22"/>
                 <w:szCs w:val="20"/>
               </w:rPr>
               <w:t xml:space="preserve">3.</w:t>
@@ -649,7 +650,7 @@
               <w:rPr>
                 <w:rFonts w:ascii="Avenir Next" w:hAnsi="Avenir Next" w:cs="Avenir Next" w:eastAsia="Avenir Next"/>
                 <w:color w:val="1A1A1A"/>
-                <w:sz w:val="20"/>
+                <w:sz w:val="22"/>
                 <w:szCs w:val="20"/>
               </w:rPr>
               <w:t xml:space="preserve">Which set of shapes makes a net of a triangular prism?</w:t>
@@ -703,25 +704,25 @@
                       <w:rFonts w:ascii="Avenir Next" w:hAnsi="Avenir Next" w:cs="Avenir Next" w:eastAsia="Avenir Next"/>
                       <w:b/>
                       <w:color w:val="003A70"/>
+                      <w:sz w:val="22"/>
+                      <w:szCs w:val="19"/>
+                    </w:rPr>
+                    <w:t xml:space="preserve">A</w:t>
+                  </w:r>
+                  <w:r>
+                    <w:rPr>
+                      <w:rFonts w:ascii="Avenir Next" w:hAnsi="Avenir Next" w:cs="Avenir Next" w:eastAsia="Avenir Next"/>
+                      <w:color w:val="1A1A1A"/>
                       <w:sz w:val="19"/>
                       <w:szCs w:val="19"/>
                     </w:rPr>
-                    <w:t xml:space="preserve">A</w:t>
-                  </w:r>
-                  <w:r>
-                    <w:rPr>
-                      <w:rFonts w:ascii="Avenir Next" w:hAnsi="Avenir Next" w:cs="Avenir Next" w:eastAsia="Avenir Next"/>
-                      <w:color w:val="1A1A1A"/>
-                      <w:sz w:val="19"/>
-                      <w:szCs w:val="19"/>
-                    </w:rPr>
                     <w:tab/>
                   </w:r>
                   <w:r>
                     <w:rPr>
                       <w:rFonts w:ascii="Avenir Next" w:hAnsi="Avenir Next" w:cs="Avenir Next" w:eastAsia="Avenir Next"/>
                       <w:color w:val="1A1A1A"/>
-                      <w:sz w:val="19"/>
+                      <w:sz w:val="22"/>
                       <w:szCs w:val="19"/>
                     </w:rPr>
                     <w:t xml:space="preserve">3 triangles + 2 rectangles</w:t>
@@ -746,25 +747,25 @@
                       <w:rFonts w:ascii="Avenir Next" w:hAnsi="Avenir Next" w:cs="Avenir Next" w:eastAsia="Avenir Next"/>
                       <w:b/>
                       <w:color w:val="003A70"/>
+                      <w:sz w:val="22"/>
+                      <w:szCs w:val="19"/>
+                    </w:rPr>
+                    <w:t xml:space="preserve">B</w:t>
+                  </w:r>
+                  <w:r>
+                    <w:rPr>
+                      <w:rFonts w:ascii="Avenir Next" w:hAnsi="Avenir Next" w:cs="Avenir Next" w:eastAsia="Avenir Next"/>
+                      <w:color w:val="1A1A1A"/>
                       <w:sz w:val="19"/>
                       <w:szCs w:val="19"/>
                     </w:rPr>
-                    <w:t xml:space="preserve">B</w:t>
-                  </w:r>
-                  <w:r>
-                    <w:rPr>
-                      <w:rFonts w:ascii="Avenir Next" w:hAnsi="Avenir Next" w:cs="Avenir Next" w:eastAsia="Avenir Next"/>
-                      <w:color w:val="1A1A1A"/>
-                      <w:sz w:val="19"/>
-                      <w:szCs w:val="19"/>
-                    </w:rPr>
                     <w:tab/>
                   </w:r>
                   <w:r>
                     <w:rPr>
                       <w:rFonts w:ascii="Avenir Next" w:hAnsi="Avenir Next" w:cs="Avenir Next" w:eastAsia="Avenir Next"/>
                       <w:color w:val="1A1A1A"/>
-                      <w:sz w:val="19"/>
+                      <w:sz w:val="22"/>
                       <w:szCs w:val="19"/>
                     </w:rPr>
                     <w:t xml:space="preserve">2 triangles + 3 rectangles</w:t>
@@ -794,25 +795,25 @@
                       <w:rFonts w:ascii="Avenir Next" w:hAnsi="Avenir Next" w:cs="Avenir Next" w:eastAsia="Avenir Next"/>
                       <w:b/>
                       <w:color w:val="003A70"/>
+                      <w:sz w:val="22"/>
+                      <w:szCs w:val="19"/>
+                    </w:rPr>
+                    <w:t xml:space="preserve">C</w:t>
+                  </w:r>
+                  <w:r>
+                    <w:rPr>
+                      <w:rFonts w:ascii="Avenir Next" w:hAnsi="Avenir Next" w:cs="Avenir Next" w:eastAsia="Avenir Next"/>
+                      <w:color w:val="1A1A1A"/>
                       <w:sz w:val="19"/>
                       <w:szCs w:val="19"/>
                     </w:rPr>
-                    <w:t xml:space="preserve">C</w:t>
-                  </w:r>
-                  <w:r>
-                    <w:rPr>
-                      <w:rFonts w:ascii="Avenir Next" w:hAnsi="Avenir Next" w:cs="Avenir Next" w:eastAsia="Avenir Next"/>
-                      <w:color w:val="1A1A1A"/>
-                      <w:sz w:val="19"/>
-                      <w:szCs w:val="19"/>
-                    </w:rPr>
                     <w:tab/>
                   </w:r>
                   <w:r>
                     <w:rPr>
                       <w:rFonts w:ascii="Avenir Next" w:hAnsi="Avenir Next" w:cs="Avenir Next" w:eastAsia="Avenir Next"/>
                       <w:color w:val="1A1A1A"/>
-                      <w:sz w:val="19"/>
+                      <w:sz w:val="22"/>
                       <w:szCs w:val="19"/>
                     </w:rPr>
                     <w:t xml:space="preserve">1 triangle + 3 rectangles</w:t>
@@ -837,25 +838,25 @@
                       <w:rFonts w:ascii="Avenir Next" w:hAnsi="Avenir Next" w:cs="Avenir Next" w:eastAsia="Avenir Next"/>
                       <w:b/>
                       <w:color w:val="003A70"/>
+                      <w:sz w:val="22"/>
+                      <w:szCs w:val="19"/>
+                    </w:rPr>
+                    <w:t xml:space="preserve">D</w:t>
+                  </w:r>
+                  <w:r>
+                    <w:rPr>
+                      <w:rFonts w:ascii="Avenir Next" w:hAnsi="Avenir Next" w:cs="Avenir Next" w:eastAsia="Avenir Next"/>
+                      <w:color w:val="1A1A1A"/>
                       <w:sz w:val="19"/>
                       <w:szCs w:val="19"/>
                     </w:rPr>
-                    <w:t xml:space="preserve">D</w:t>
-                  </w:r>
-                  <w:r>
-                    <w:rPr>
-                      <w:rFonts w:ascii="Avenir Next" w:hAnsi="Avenir Next" w:cs="Avenir Next" w:eastAsia="Avenir Next"/>
-                      <w:color w:val="1A1A1A"/>
-                      <w:sz w:val="19"/>
-                      <w:szCs w:val="19"/>
-                    </w:rPr>
                     <w:tab/>
                   </w:r>
                   <w:r>
                     <w:rPr>
                       <w:rFonts w:ascii="Avenir Next" w:hAnsi="Avenir Next" w:cs="Avenir Next" w:eastAsia="Avenir Next"/>
                       <w:color w:val="1A1A1A"/>
-                      <w:sz w:val="19"/>
+                      <w:sz w:val="22"/>
                       <w:szCs w:val="19"/>
                     </w:rPr>
                     <w:t xml:space="preserve">2 triangles + 2 rectangles</w:t>
@@ -905,7 +906,7 @@
         <w:rPr>
           <w:rFonts w:ascii="Avenir Next" w:hAnsi="Avenir Next" w:cs="Avenir Next" w:eastAsia="Avenir Next"/>
           <w:color w:val="1A1A1A"/>
-          <w:sz w:val="17"/>
+          <w:sz w:val="22"/>
           <w:szCs w:val="17"/>
         </w:rPr>
         <w:t xml:space="preserve">  I got it</w:t>
@@ -923,7 +924,7 @@
         <w:rPr>
           <w:rFonts w:ascii="Avenir Next" w:hAnsi="Avenir Next" w:cs="Avenir Next" w:eastAsia="Avenir Next"/>
           <w:color w:val="1A1A1A"/>
-          <w:sz w:val="17"/>
+          <w:sz w:val="22"/>
           <w:szCs w:val="17"/>
         </w:rPr>
         <w:t xml:space="preserve">  Almost</w:t>
@@ -941,7 +942,7 @@
         <w:rPr>
           <w:rFonts w:ascii="Avenir Next" w:hAnsi="Avenir Next" w:cs="Avenir Next" w:eastAsia="Avenir Next"/>
           <w:color w:val="1A1A1A"/>
-          <w:sz w:val="17"/>
+          <w:sz w:val="22"/>
           <w:szCs w:val="17"/>
         </w:rPr>
         <w:t xml:space="preserve">  I need help</w:t>
@@ -998,7 +999,7 @@
         <w:rPr>
           <w:rFonts w:ascii="Avenir Next" w:hAnsi="Avenir Next" w:cs="Avenir Next" w:eastAsia="Avenir Next"/>
           <w:color w:val="1A1A1A"/>
-          <w:sz w:val="18"/>
+          <w:sz w:val="22"/>
           <w:szCs w:val="18"/>
         </w:rPr>
         <w:t xml:space="preserve">Name</w:t>
@@ -1083,7 +1084,7 @@
                 <w:rFonts w:ascii="Avenir Next" w:hAnsi="Avenir Next" w:cs="Avenir Next" w:eastAsia="Avenir Next"/>
                 <w:b/>
                 <w:color w:val="1A1A1A"/>
-                <w:sz w:val="20"/>
+                <w:sz w:val="22"/>
                 <w:szCs w:val="20"/>
               </w:rPr>
               <w:t xml:space="preserve">1.</w:t>
@@ -1101,7 +1102,7 @@
               <w:rPr>
                 <w:rFonts w:ascii="Avenir Next" w:hAnsi="Avenir Next" w:cs="Avenir Next" w:eastAsia="Avenir Next"/>
                 <w:color w:val="1A1A1A"/>
-                <w:sz w:val="20"/>
+                <w:sz w:val="22"/>
                 <w:szCs w:val="20"/>
               </w:rPr>
               <w:t xml:space="preserve">How many of each shape are in the net?</w:t>
@@ -1156,25 +1157,25 @@
                       <w:rFonts w:ascii="Avenir Next" w:hAnsi="Avenir Next" w:cs="Avenir Next" w:eastAsia="Avenir Next"/>
                       <w:b/>
                       <w:color w:val="003A70"/>
+                      <w:sz w:val="22"/>
+                      <w:szCs w:val="20"/>
+                    </w:rPr>
+                    <w:t xml:space="preserve">a.</w:t>
+                  </w:r>
+                  <w:r>
+                    <w:rPr>
+                      <w:rFonts w:ascii="Avenir Next" w:hAnsi="Avenir Next" w:cs="Avenir Next" w:eastAsia="Avenir Next"/>
+                      <w:color w:val="1A1A1A"/>
                       <w:sz w:val="20"/>
                       <w:szCs w:val="20"/>
                     </w:rPr>
-                    <w:t xml:space="preserve">a.</w:t>
-                  </w:r>
-                  <w:r>
-                    <w:rPr>
-                      <w:rFonts w:ascii="Avenir Next" w:hAnsi="Avenir Next" w:cs="Avenir Next" w:eastAsia="Avenir Next"/>
-                      <w:color w:val="1A1A1A"/>
-                      <w:sz w:val="20"/>
-                      <w:szCs w:val="20"/>
-                    </w:rPr>
                     <w:tab/>
                   </w:r>
                   <w:r>
                     <w:rPr>
                       <w:rFonts w:ascii="Avenir Next" w:hAnsi="Avenir Next" w:cs="Avenir Next" w:eastAsia="Avenir Next"/>
                       <w:color w:val="1A1A1A"/>
-                      <w:sz w:val="20"/>
+                      <w:sz w:val="22"/>
                       <w:szCs w:val="20"/>
                     </w:rPr>
                     <w:t xml:space="preserve">rectangular prism: rectangles</w:t>
@@ -1218,25 +1219,25 @@
                       <w:rFonts w:ascii="Avenir Next" w:hAnsi="Avenir Next" w:cs="Avenir Next" w:eastAsia="Avenir Next"/>
                       <w:b/>
                       <w:color w:val="003A70"/>
+                      <w:sz w:val="22"/>
+                      <w:szCs w:val="20"/>
+                    </w:rPr>
+                    <w:t xml:space="preserve">b.</w:t>
+                  </w:r>
+                  <w:r>
+                    <w:rPr>
+                      <w:rFonts w:ascii="Avenir Next" w:hAnsi="Avenir Next" w:cs="Avenir Next" w:eastAsia="Avenir Next"/>
+                      <w:color w:val="1A1A1A"/>
                       <w:sz w:val="20"/>
                       <w:szCs w:val="20"/>
                     </w:rPr>
-                    <w:t xml:space="preserve">b.</w:t>
-                  </w:r>
-                  <w:r>
-                    <w:rPr>
-                      <w:rFonts w:ascii="Avenir Next" w:hAnsi="Avenir Next" w:cs="Avenir Next" w:eastAsia="Avenir Next"/>
-                      <w:color w:val="1A1A1A"/>
-                      <w:sz w:val="20"/>
-                      <w:szCs w:val="20"/>
-                    </w:rPr>
                     <w:tab/>
                   </w:r>
                   <w:r>
                     <w:rPr>
                       <w:rFonts w:ascii="Avenir Next" w:hAnsi="Avenir Next" w:cs="Avenir Next" w:eastAsia="Avenir Next"/>
                       <w:color w:val="1A1A1A"/>
-                      <w:sz w:val="20"/>
+                      <w:sz w:val="22"/>
                       <w:szCs w:val="20"/>
                     </w:rPr>
                     <w:t xml:space="preserve">square pyramid: triangles</w:t>
@@ -1363,25 +1364,25 @@
                       <w:rFonts w:ascii="Avenir Next" w:hAnsi="Avenir Next" w:cs="Avenir Next" w:eastAsia="Avenir Next"/>
                       <w:b/>
                       <w:color w:val="1A1A1A"/>
+                      <w:sz w:val="22"/>
+                      <w:szCs w:val="20"/>
+                    </w:rPr>
+                    <w:t xml:space="preserve">2.</w:t>
+                  </w:r>
+                  <w:r>
+                    <w:rPr>
+                      <w:rFonts w:ascii="Avenir Next" w:hAnsi="Avenir Next" w:cs="Avenir Next" w:eastAsia="Avenir Next"/>
+                      <w:color w:val="1A1A1A"/>
                       <w:sz w:val="20"/>
                       <w:szCs w:val="20"/>
                     </w:rPr>
-                    <w:t xml:space="preserve">2.</w:t>
-                  </w:r>
-                  <w:r>
-                    <w:rPr>
-                      <w:rFonts w:ascii="Avenir Next" w:hAnsi="Avenir Next" w:cs="Avenir Next" w:eastAsia="Avenir Next"/>
-                      <w:color w:val="1A1A1A"/>
-                      <w:sz w:val="20"/>
-                      <w:szCs w:val="20"/>
-                    </w:rPr>
                     <w:tab/>
                   </w:r>
                   <w:r>
                     <w:rPr>
                       <w:rFonts w:ascii="Avenir Next" w:hAnsi="Avenir Next" w:cs="Avenir Next" w:eastAsia="Avenir Next"/>
                       <w:color w:val="1A1A1A"/>
-                      <w:sz w:val="20"/>
+                      <w:sz w:val="22"/>
                       <w:szCs w:val="20"/>
                     </w:rPr>
                     <w:t xml:space="preserve">A square pyramid has a base 10 cm on each side. Each triangle has a height of 8 cm. Find the area of one triangle in its net.</w:t>
@@ -1458,25 +1459,25 @@
                       <w:rFonts w:ascii="Avenir Next" w:hAnsi="Avenir Next" w:cs="Avenir Next" w:eastAsia="Avenir Next"/>
                       <w:b/>
                       <w:color w:val="1A1A1A"/>
+                      <w:sz w:val="22"/>
+                      <w:szCs w:val="18"/>
+                    </w:rPr>
+                    <w:t xml:space="preserve">Answer</w:t>
+                  </w:r>
+                  <w:r>
+                    <w:rPr>
+                      <w:rFonts w:ascii="Avenir Next" w:hAnsi="Avenir Next" w:cs="Avenir Next" w:eastAsia="Avenir Next"/>
+                      <w:color w:val="1A1A1A"/>
                       <w:sz w:val="18"/>
                       <w:szCs w:val="18"/>
                     </w:rPr>
-                    <w:t xml:space="preserve">Answer</w:t>
-                  </w:r>
-                  <w:r>
-                    <w:rPr>
-                      <w:rFonts w:ascii="Avenir Next" w:hAnsi="Avenir Next" w:cs="Avenir Next" w:eastAsia="Avenir Next"/>
-                      <w:color w:val="1A1A1A"/>
-                      <w:sz w:val="18"/>
-                      <w:szCs w:val="18"/>
-                    </w:rPr>
                     <w:tab/>
                   </w:r>
                   <w:r>
                     <w:rPr>
                       <w:rFonts w:ascii="Avenir Next" w:hAnsi="Avenir Next" w:cs="Avenir Next" w:eastAsia="Avenir Next"/>
                       <w:color w:val="1A1A1A"/>
-                      <w:sz w:val="18"/>
+                      <w:sz w:val="22"/>
                       <w:szCs w:val="18"/>
                     </w:rPr>
                     <w:t xml:space="preserve">  cm²</w:t>
@@ -1497,7 +1498,7 @@
                     <w:drawing>
                       <wp:inline distT="0" distB="0" distL="0" distR="0">
                         <wp:extent cx="1188720" cy="873529"/>
-                        <wp:docPr id="2" name="Figure 2"/>
+                        <wp:docPr id="2" name="Figure 2" descr="Square pyramid. Base edge 10 cm; slant height 8 cm."/>
                         <a:graphic xmlns:a="http://schemas.openxmlformats.org/drawingml/2006/main">
                           <a:graphicData uri="http://schemas.openxmlformats.org/drawingml/2006/picture">
                             <pic:pic xmlns:pic="http://schemas.openxmlformats.org/drawingml/2006/picture">
@@ -1595,7 +1596,7 @@
                 <w:rFonts w:ascii="Avenir Next" w:hAnsi="Avenir Next" w:cs="Avenir Next" w:eastAsia="Avenir Next"/>
                 <w:b/>
                 <w:color w:val="1A1A1A"/>
-                <w:sz w:val="20"/>
+                <w:sz w:val="22"/>
                 <w:szCs w:val="20"/>
               </w:rPr>
               <w:t xml:space="preserve">3.</w:t>
@@ -1613,7 +1614,7 @@
               <w:rPr>
                 <w:rFonts w:ascii="Avenir Next" w:hAnsi="Avenir Next" w:cs="Avenir Next" w:eastAsia="Avenir Next"/>
                 <w:color w:val="1A1A1A"/>
-                <w:sz w:val="20"/>
+                <w:sz w:val="22"/>
                 <w:szCs w:val="20"/>
               </w:rPr>
               <w:t xml:space="preserve">Which set of shapes makes a net of a triangular prism?</w:t>
@@ -1667,25 +1668,25 @@
                       <w:rFonts w:ascii="Avenir Next" w:hAnsi="Avenir Next" w:cs="Avenir Next" w:eastAsia="Avenir Next"/>
                       <w:b/>
                       <w:color w:val="003A70"/>
+                      <w:sz w:val="22"/>
+                      <w:szCs w:val="19"/>
+                    </w:rPr>
+                    <w:t xml:space="preserve">A</w:t>
+                  </w:r>
+                  <w:r>
+                    <w:rPr>
+                      <w:rFonts w:ascii="Avenir Next" w:hAnsi="Avenir Next" w:cs="Avenir Next" w:eastAsia="Avenir Next"/>
+                      <w:color w:val="1A1A1A"/>
                       <w:sz w:val="19"/>
                       <w:szCs w:val="19"/>
                     </w:rPr>
-                    <w:t xml:space="preserve">A</w:t>
-                  </w:r>
-                  <w:r>
-                    <w:rPr>
-                      <w:rFonts w:ascii="Avenir Next" w:hAnsi="Avenir Next" w:cs="Avenir Next" w:eastAsia="Avenir Next"/>
-                      <w:color w:val="1A1A1A"/>
-                      <w:sz w:val="19"/>
-                      <w:szCs w:val="19"/>
-                    </w:rPr>
                     <w:tab/>
                   </w:r>
                   <w:r>
                     <w:rPr>
                       <w:rFonts w:ascii="Avenir Next" w:hAnsi="Avenir Next" w:cs="Avenir Next" w:eastAsia="Avenir Next"/>
                       <w:color w:val="1A1A1A"/>
-                      <w:sz w:val="19"/>
+                      <w:sz w:val="22"/>
                       <w:szCs w:val="19"/>
                     </w:rPr>
                     <w:t xml:space="preserve">3 triangles + 2 rectangles</w:t>
@@ -1710,25 +1711,25 @@
                       <w:rFonts w:ascii="Avenir Next" w:hAnsi="Avenir Next" w:cs="Avenir Next" w:eastAsia="Avenir Next"/>
                       <w:b/>
                       <w:color w:val="003A70"/>
+                      <w:sz w:val="22"/>
+                      <w:szCs w:val="19"/>
+                    </w:rPr>
+                    <w:t xml:space="preserve">B</w:t>
+                  </w:r>
+                  <w:r>
+                    <w:rPr>
+                      <w:rFonts w:ascii="Avenir Next" w:hAnsi="Avenir Next" w:cs="Avenir Next" w:eastAsia="Avenir Next"/>
+                      <w:color w:val="1A1A1A"/>
                       <w:sz w:val="19"/>
                       <w:szCs w:val="19"/>
                     </w:rPr>
-                    <w:t xml:space="preserve">B</w:t>
-                  </w:r>
-                  <w:r>
-                    <w:rPr>
-                      <w:rFonts w:ascii="Avenir Next" w:hAnsi="Avenir Next" w:cs="Avenir Next" w:eastAsia="Avenir Next"/>
-                      <w:color w:val="1A1A1A"/>
-                      <w:sz w:val="19"/>
-                      <w:szCs w:val="19"/>
-                    </w:rPr>
                     <w:tab/>
                   </w:r>
                   <w:r>
                     <w:rPr>
                       <w:rFonts w:ascii="Avenir Next" w:hAnsi="Avenir Next" w:cs="Avenir Next" w:eastAsia="Avenir Next"/>
                       <w:color w:val="1A1A1A"/>
-                      <w:sz w:val="19"/>
+                      <w:sz w:val="22"/>
                       <w:szCs w:val="19"/>
                     </w:rPr>
                     <w:t xml:space="preserve">2 triangles + 3 rectangles</w:t>
@@ -1758,25 +1759,25 @@
                       <w:rFonts w:ascii="Avenir Next" w:hAnsi="Avenir Next" w:cs="Avenir Next" w:eastAsia="Avenir Next"/>
                       <w:b/>
                       <w:color w:val="003A70"/>
+                      <w:sz w:val="22"/>
+                      <w:szCs w:val="19"/>
+                    </w:rPr>
+                    <w:t xml:space="preserve">C</w:t>
+                  </w:r>
+                  <w:r>
+                    <w:rPr>
+                      <w:rFonts w:ascii="Avenir Next" w:hAnsi="Avenir Next" w:cs="Avenir Next" w:eastAsia="Avenir Next"/>
+                      <w:color w:val="1A1A1A"/>
                       <w:sz w:val="19"/>
                       <w:szCs w:val="19"/>
                     </w:rPr>
-                    <w:t xml:space="preserve">C</w:t>
-                  </w:r>
-                  <w:r>
-                    <w:rPr>
-                      <w:rFonts w:ascii="Avenir Next" w:hAnsi="Avenir Next" w:cs="Avenir Next" w:eastAsia="Avenir Next"/>
-                      <w:color w:val="1A1A1A"/>
-                      <w:sz w:val="19"/>
-                      <w:szCs w:val="19"/>
-                    </w:rPr>
                     <w:tab/>
                   </w:r>
                   <w:r>
                     <w:rPr>
                       <w:rFonts w:ascii="Avenir Next" w:hAnsi="Avenir Next" w:cs="Avenir Next" w:eastAsia="Avenir Next"/>
                       <w:color w:val="1A1A1A"/>
-                      <w:sz w:val="19"/>
+                      <w:sz w:val="22"/>
                       <w:szCs w:val="19"/>
                     </w:rPr>
                     <w:t xml:space="preserve">1 triangle + 3 rectangles</w:t>
@@ -1801,25 +1802,25 @@
                       <w:rFonts w:ascii="Avenir Next" w:hAnsi="Avenir Next" w:cs="Avenir Next" w:eastAsia="Avenir Next"/>
                       <w:b/>
                       <w:color w:val="003A70"/>
+                      <w:sz w:val="22"/>
+                      <w:szCs w:val="19"/>
+                    </w:rPr>
+                    <w:t xml:space="preserve">D</w:t>
+                  </w:r>
+                  <w:r>
+                    <w:rPr>
+                      <w:rFonts w:ascii="Avenir Next" w:hAnsi="Avenir Next" w:cs="Avenir Next" w:eastAsia="Avenir Next"/>
+                      <w:color w:val="1A1A1A"/>
                       <w:sz w:val="19"/>
                       <w:szCs w:val="19"/>
                     </w:rPr>
-                    <w:t xml:space="preserve">D</w:t>
-                  </w:r>
-                  <w:r>
-                    <w:rPr>
-                      <w:rFonts w:ascii="Avenir Next" w:hAnsi="Avenir Next" w:cs="Avenir Next" w:eastAsia="Avenir Next"/>
-                      <w:color w:val="1A1A1A"/>
-                      <w:sz w:val="19"/>
-                      <w:szCs w:val="19"/>
-                    </w:rPr>
                     <w:tab/>
                   </w:r>
                   <w:r>
                     <w:rPr>
                       <w:rFonts w:ascii="Avenir Next" w:hAnsi="Avenir Next" w:cs="Avenir Next" w:eastAsia="Avenir Next"/>
                       <w:color w:val="1A1A1A"/>
-                      <w:sz w:val="19"/>
+                      <w:sz w:val="22"/>
                       <w:szCs w:val="19"/>
                     </w:rPr>
                     <w:t xml:space="preserve">2 triangles + 2 rectangles</w:t>
@@ -1869,7 +1870,7 @@
         <w:rPr>
           <w:rFonts w:ascii="Avenir Next" w:hAnsi="Avenir Next" w:cs="Avenir Next" w:eastAsia="Avenir Next"/>
           <w:color w:val="1A1A1A"/>
-          <w:sz w:val="17"/>
+          <w:sz w:val="22"/>
           <w:szCs w:val="17"/>
         </w:rPr>
         <w:t xml:space="preserve">  I got it</w:t>
@@ -1887,7 +1888,7 @@
         <w:rPr>
           <w:rFonts w:ascii="Avenir Next" w:hAnsi="Avenir Next" w:cs="Avenir Next" w:eastAsia="Avenir Next"/>
           <w:color w:val="1A1A1A"/>
-          <w:sz w:val="17"/>
+          <w:sz w:val="22"/>
           <w:szCs w:val="17"/>
         </w:rPr>
         <w:t xml:space="preserve">  Almost</w:t>
@@ -1905,7 +1906,7 @@
         <w:rPr>
           <w:rFonts w:ascii="Avenir Next" w:hAnsi="Avenir Next" w:cs="Avenir Next" w:eastAsia="Avenir Next"/>
           <w:color w:val="1A1A1A"/>
-          <w:sz w:val="17"/>
+          <w:sz w:val="22"/>
           <w:szCs w:val="17"/>
         </w:rPr>
         <w:t xml:space="preserve">  I need help</w:t>
@@ -1944,7 +1945,7 @@
         <w:rPr>
           <w:rFonts w:ascii="Avenir Next" w:hAnsi="Avenir Next" w:cs="Avenir Next" w:eastAsia="Avenir Next"/>
           <w:color w:val="1A1A1A"/>
-          <w:sz w:val="18"/>
+          <w:sz w:val="22"/>
           <w:szCs w:val="18"/>
         </w:rPr>
         <w:t xml:space="preserve">Name</w:t>
@@ -2029,7 +2030,7 @@
                 <w:rFonts w:ascii="Avenir Next" w:hAnsi="Avenir Next" w:cs="Avenir Next" w:eastAsia="Avenir Next"/>
                 <w:b/>
                 <w:color w:val="1A1A1A"/>
-                <w:sz w:val="20"/>
+                <w:sz w:val="22"/>
                 <w:szCs w:val="20"/>
               </w:rPr>
               <w:t xml:space="preserve">1.</w:t>
@@ -2047,7 +2048,7 @@
               <w:rPr>
                 <w:rFonts w:ascii="Avenir Next" w:hAnsi="Avenir Next" w:cs="Avenir Next" w:eastAsia="Avenir Next"/>
                 <w:color w:val="1A1A1A"/>
-                <w:sz w:val="20"/>
+                <w:sz w:val="22"/>
                 <w:szCs w:val="20"/>
               </w:rPr>
               <w:t xml:space="preserve">Name the solid each net makes.</w:t>
@@ -2102,25 +2103,25 @@
                       <w:rFonts w:ascii="Avenir Next" w:hAnsi="Avenir Next" w:cs="Avenir Next" w:eastAsia="Avenir Next"/>
                       <w:b/>
                       <w:color w:val="003A70"/>
+                      <w:sz w:val="22"/>
+                      <w:szCs w:val="20"/>
+                    </w:rPr>
+                    <w:t xml:space="preserve">a.</w:t>
+                  </w:r>
+                  <w:r>
+                    <w:rPr>
+                      <w:rFonts w:ascii="Avenir Next" w:hAnsi="Avenir Next" w:cs="Avenir Next" w:eastAsia="Avenir Next"/>
+                      <w:color w:val="1A1A1A"/>
                       <w:sz w:val="20"/>
                       <w:szCs w:val="20"/>
                     </w:rPr>
-                    <w:t xml:space="preserve">a.</w:t>
-                  </w:r>
-                  <w:r>
-                    <w:rPr>
-                      <w:rFonts w:ascii="Avenir Next" w:hAnsi="Avenir Next" w:cs="Avenir Next" w:eastAsia="Avenir Next"/>
-                      <w:color w:val="1A1A1A"/>
-                      <w:sz w:val="20"/>
-                      <w:szCs w:val="20"/>
-                    </w:rPr>
                     <w:tab/>
                   </w:r>
                   <w:r>
                     <w:rPr>
                       <w:rFonts w:ascii="Avenir Next" w:hAnsi="Avenir Next" w:cs="Avenir Next" w:eastAsia="Avenir Next"/>
                       <w:color w:val="1A1A1A"/>
-                      <w:sz w:val="20"/>
+                      <w:sz w:val="22"/>
                       <w:szCs w:val="20"/>
                     </w:rPr>
                     <w:t xml:space="preserve">1 pentagon + 5 triangles:</w:t>
@@ -2164,25 +2165,25 @@
                       <w:rFonts w:ascii="Avenir Next" w:hAnsi="Avenir Next" w:cs="Avenir Next" w:eastAsia="Avenir Next"/>
                       <w:b/>
                       <w:color w:val="003A70"/>
+                      <w:sz w:val="22"/>
+                      <w:szCs w:val="20"/>
+                    </w:rPr>
+                    <w:t xml:space="preserve">b.</w:t>
+                  </w:r>
+                  <w:r>
+                    <w:rPr>
+                      <w:rFonts w:ascii="Avenir Next" w:hAnsi="Avenir Next" w:cs="Avenir Next" w:eastAsia="Avenir Next"/>
+                      <w:color w:val="1A1A1A"/>
                       <w:sz w:val="20"/>
                       <w:szCs w:val="20"/>
                     </w:rPr>
-                    <w:t xml:space="preserve">b.</w:t>
-                  </w:r>
-                  <w:r>
-                    <w:rPr>
-                      <w:rFonts w:ascii="Avenir Next" w:hAnsi="Avenir Next" w:cs="Avenir Next" w:eastAsia="Avenir Next"/>
-                      <w:color w:val="1A1A1A"/>
-                      <w:sz w:val="20"/>
-                      <w:szCs w:val="20"/>
-                    </w:rPr>
                     <w:tab/>
                   </w:r>
                   <w:r>
                     <w:rPr>
                       <w:rFonts w:ascii="Avenir Next" w:hAnsi="Avenir Next" w:cs="Avenir Next" w:eastAsia="Avenir Next"/>
                       <w:color w:val="1A1A1A"/>
-                      <w:sz w:val="20"/>
+                      <w:sz w:val="22"/>
                       <w:szCs w:val="20"/>
                     </w:rPr>
                     <w:t xml:space="preserve">2 triangles + 3 rectangles:</w:t>
@@ -2309,25 +2310,25 @@
                       <w:rFonts w:ascii="Avenir Next" w:hAnsi="Avenir Next" w:cs="Avenir Next" w:eastAsia="Avenir Next"/>
                       <w:b/>
                       <w:color w:val="1A1A1A"/>
+                      <w:sz w:val="22"/>
+                      <w:szCs w:val="20"/>
+                    </w:rPr>
+                    <w:t xml:space="preserve">2.</w:t>
+                  </w:r>
+                  <w:r>
+                    <w:rPr>
+                      <w:rFonts w:ascii="Avenir Next" w:hAnsi="Avenir Next" w:cs="Avenir Next" w:eastAsia="Avenir Next"/>
+                      <w:color w:val="1A1A1A"/>
                       <w:sz w:val="20"/>
                       <w:szCs w:val="20"/>
                     </w:rPr>
-                    <w:t xml:space="preserve">2.</w:t>
-                  </w:r>
-                  <w:r>
-                    <w:rPr>
-                      <w:rFonts w:ascii="Avenir Next" w:hAnsi="Avenir Next" w:cs="Avenir Next" w:eastAsia="Avenir Next"/>
-                      <w:color w:val="1A1A1A"/>
-                      <w:sz w:val="20"/>
-                      <w:szCs w:val="20"/>
-                    </w:rPr>
                     <w:tab/>
                   </w:r>
                   <w:r>
                     <w:rPr>
                       <w:rFonts w:ascii="Avenir Next" w:hAnsi="Avenir Next" w:cs="Avenir Next" w:eastAsia="Avenir Next"/>
                       <w:color w:val="1A1A1A"/>
-                      <w:sz w:val="20"/>
+                      <w:sz w:val="22"/>
                       <w:szCs w:val="20"/>
                     </w:rPr>
                     <w:t xml:space="preserve">This net folds into a square pyramid. Find the total area of the net.</w:t>
@@ -2404,25 +2405,25 @@
                       <w:rFonts w:ascii="Avenir Next" w:hAnsi="Avenir Next" w:cs="Avenir Next" w:eastAsia="Avenir Next"/>
                       <w:b/>
                       <w:color w:val="1A1A1A"/>
+                      <w:sz w:val="22"/>
+                      <w:szCs w:val="18"/>
+                    </w:rPr>
+                    <w:t xml:space="preserve">Answer</w:t>
+                  </w:r>
+                  <w:r>
+                    <w:rPr>
+                      <w:rFonts w:ascii="Avenir Next" w:hAnsi="Avenir Next" w:cs="Avenir Next" w:eastAsia="Avenir Next"/>
+                      <w:color w:val="1A1A1A"/>
                       <w:sz w:val="18"/>
                       <w:szCs w:val="18"/>
                     </w:rPr>
-                    <w:t xml:space="preserve">Answer</w:t>
-                  </w:r>
-                  <w:r>
-                    <w:rPr>
-                      <w:rFonts w:ascii="Avenir Next" w:hAnsi="Avenir Next" w:cs="Avenir Next" w:eastAsia="Avenir Next"/>
-                      <w:color w:val="1A1A1A"/>
-                      <w:sz w:val="18"/>
-                      <w:szCs w:val="18"/>
-                    </w:rPr>
                     <w:tab/>
                   </w:r>
                   <w:r>
                     <w:rPr>
                       <w:rFonts w:ascii="Avenir Next" w:hAnsi="Avenir Next" w:cs="Avenir Next" w:eastAsia="Avenir Next"/>
                       <w:color w:val="1A1A1A"/>
-                      <w:sz w:val="18"/>
+                      <w:sz w:val="22"/>
                       <w:szCs w:val="18"/>
                     </w:rPr>
                     <w:t xml:space="preserve">  in²</w:t>
@@ -2443,7 +2444,7 @@
                     <w:drawing>
                       <wp:inline distT="0" distB="0" distL="0" distR="0">
                         <wp:extent cx="1097280" cy="1097280"/>
-                        <wp:docPr id="3" name="Figure 3"/>
+                        <wp:docPr id="3" name="Figure 3" descr="Net of a square pyramid: a square with one triangle on each side. Printed dimension labels: base: 4 in; slant: 6 in."/>
                         <a:graphic xmlns:a="http://schemas.openxmlformats.org/drawingml/2006/main">
                           <a:graphicData uri="http://schemas.openxmlformats.org/drawingml/2006/picture">
                             <pic:pic xmlns:pic="http://schemas.openxmlformats.org/drawingml/2006/picture">
@@ -2541,7 +2542,7 @@
                 <w:rFonts w:ascii="Avenir Next" w:hAnsi="Avenir Next" w:cs="Avenir Next" w:eastAsia="Avenir Next"/>
                 <w:b/>
                 <w:color w:val="1A1A1A"/>
-                <w:sz w:val="20"/>
+                <w:sz w:val="22"/>
                 <w:szCs w:val="20"/>
               </w:rPr>
               <w:t xml:space="preserve">3.</w:t>
@@ -2559,7 +2560,7 @@
               <w:rPr>
                 <w:rFonts w:ascii="Avenir Next" w:hAnsi="Avenir Next" w:cs="Avenir Next" w:eastAsia="Avenir Next"/>
                 <w:color w:val="1A1A1A"/>
-                <w:sz w:val="20"/>
+                <w:sz w:val="22"/>
                 <w:szCs w:val="20"/>
               </w:rPr>
               <w:t xml:space="preserve">How many vertices does a cube have?</w:t>
@@ -2615,25 +2616,25 @@
                       <w:rFonts w:ascii="Avenir Next" w:hAnsi="Avenir Next" w:cs="Avenir Next" w:eastAsia="Avenir Next"/>
                       <w:b/>
                       <w:color w:val="003A70"/>
+                      <w:sz w:val="22"/>
+                      <w:szCs w:val="19"/>
+                    </w:rPr>
+                    <w:t xml:space="preserve">A</w:t>
+                  </w:r>
+                  <w:r>
+                    <w:rPr>
+                      <w:rFonts w:ascii="Avenir Next" w:hAnsi="Avenir Next" w:cs="Avenir Next" w:eastAsia="Avenir Next"/>
+                      <w:color w:val="1A1A1A"/>
                       <w:sz w:val="19"/>
                       <w:szCs w:val="19"/>
                     </w:rPr>
-                    <w:t xml:space="preserve">A</w:t>
-                  </w:r>
-                  <w:r>
-                    <w:rPr>
-                      <w:rFonts w:ascii="Avenir Next" w:hAnsi="Avenir Next" w:cs="Avenir Next" w:eastAsia="Avenir Next"/>
-                      <w:color w:val="1A1A1A"/>
-                      <w:sz w:val="19"/>
-                      <w:szCs w:val="19"/>
-                    </w:rPr>
                     <w:tab/>
                   </w:r>
                   <w:r>
                     <w:rPr>
                       <w:rFonts w:ascii="Avenir Next" w:hAnsi="Avenir Next" w:cs="Avenir Next" w:eastAsia="Avenir Next"/>
                       <w:color w:val="1A1A1A"/>
-                      <w:sz w:val="19"/>
+                      <w:sz w:val="22"/>
                       <w:szCs w:val="19"/>
                     </w:rPr>
                     <w:t xml:space="preserve">6</w:t>
@@ -2658,25 +2659,25 @@
                       <w:rFonts w:ascii="Avenir Next" w:hAnsi="Avenir Next" w:cs="Avenir Next" w:eastAsia="Avenir Next"/>
                       <w:b/>
                       <w:color w:val="003A70"/>
+                      <w:sz w:val="22"/>
+                      <w:szCs w:val="19"/>
+                    </w:rPr>
+                    <w:t xml:space="preserve">B</w:t>
+                  </w:r>
+                  <w:r>
+                    <w:rPr>
+                      <w:rFonts w:ascii="Avenir Next" w:hAnsi="Avenir Next" w:cs="Avenir Next" w:eastAsia="Avenir Next"/>
+                      <w:color w:val="1A1A1A"/>
                       <w:sz w:val="19"/>
                       <w:szCs w:val="19"/>
                     </w:rPr>
-                    <w:t xml:space="preserve">B</w:t>
-                  </w:r>
-                  <w:r>
-                    <w:rPr>
-                      <w:rFonts w:ascii="Avenir Next" w:hAnsi="Avenir Next" w:cs="Avenir Next" w:eastAsia="Avenir Next"/>
-                      <w:color w:val="1A1A1A"/>
-                      <w:sz w:val="19"/>
-                      <w:szCs w:val="19"/>
-                    </w:rPr>
                     <w:tab/>
                   </w:r>
                   <w:r>
                     <w:rPr>
                       <w:rFonts w:ascii="Avenir Next" w:hAnsi="Avenir Next" w:cs="Avenir Next" w:eastAsia="Avenir Next"/>
                       <w:color w:val="1A1A1A"/>
-                      <w:sz w:val="19"/>
+                      <w:sz w:val="22"/>
                       <w:szCs w:val="19"/>
                     </w:rPr>
                     <w:t xml:space="preserve">8</w:t>
@@ -2701,25 +2702,25 @@
                       <w:rFonts w:ascii="Avenir Next" w:hAnsi="Avenir Next" w:cs="Avenir Next" w:eastAsia="Avenir Next"/>
                       <w:b/>
                       <w:color w:val="003A70"/>
+                      <w:sz w:val="22"/>
+                      <w:szCs w:val="19"/>
+                    </w:rPr>
+                    <w:t xml:space="preserve">C</w:t>
+                  </w:r>
+                  <w:r>
+                    <w:rPr>
+                      <w:rFonts w:ascii="Avenir Next" w:hAnsi="Avenir Next" w:cs="Avenir Next" w:eastAsia="Avenir Next"/>
+                      <w:color w:val="1A1A1A"/>
                       <w:sz w:val="19"/>
                       <w:szCs w:val="19"/>
                     </w:rPr>
-                    <w:t xml:space="preserve">C</w:t>
-                  </w:r>
-                  <w:r>
-                    <w:rPr>
-                      <w:rFonts w:ascii="Avenir Next" w:hAnsi="Avenir Next" w:cs="Avenir Next" w:eastAsia="Avenir Next"/>
-                      <w:color w:val="1A1A1A"/>
-                      <w:sz w:val="19"/>
-                      <w:szCs w:val="19"/>
-                    </w:rPr>
                     <w:tab/>
                   </w:r>
                   <w:r>
                     <w:rPr>
                       <w:rFonts w:ascii="Avenir Next" w:hAnsi="Avenir Next" w:cs="Avenir Next" w:eastAsia="Avenir Next"/>
                       <w:color w:val="1A1A1A"/>
-                      <w:sz w:val="19"/>
+                      <w:sz w:val="22"/>
                       <w:szCs w:val="19"/>
                     </w:rPr>
                     <w:t xml:space="preserve">12</w:t>
@@ -2744,25 +2745,25 @@
                       <w:rFonts w:ascii="Avenir Next" w:hAnsi="Avenir Next" w:cs="Avenir Next" w:eastAsia="Avenir Next"/>
                       <w:b/>
                       <w:color w:val="003A70"/>
+                      <w:sz w:val="22"/>
+                      <w:szCs w:val="19"/>
+                    </w:rPr>
+                    <w:t xml:space="preserve">D</w:t>
+                  </w:r>
+                  <w:r>
+                    <w:rPr>
+                      <w:rFonts w:ascii="Avenir Next" w:hAnsi="Avenir Next" w:cs="Avenir Next" w:eastAsia="Avenir Next"/>
+                      <w:color w:val="1A1A1A"/>
                       <w:sz w:val="19"/>
                       <w:szCs w:val="19"/>
                     </w:rPr>
-                    <w:t xml:space="preserve">D</w:t>
-                  </w:r>
-                  <w:r>
-                    <w:rPr>
-                      <w:rFonts w:ascii="Avenir Next" w:hAnsi="Avenir Next" w:cs="Avenir Next" w:eastAsia="Avenir Next"/>
-                      <w:color w:val="1A1A1A"/>
-                      <w:sz w:val="19"/>
-                      <w:szCs w:val="19"/>
-                    </w:rPr>
                     <w:tab/>
                   </w:r>
                   <w:r>
                     <w:rPr>
                       <w:rFonts w:ascii="Avenir Next" w:hAnsi="Avenir Next" w:cs="Avenir Next" w:eastAsia="Avenir Next"/>
                       <w:color w:val="1A1A1A"/>
-                      <w:sz w:val="19"/>
+                      <w:sz w:val="22"/>
                       <w:szCs w:val="19"/>
                     </w:rPr>
                     <w:t xml:space="preserve">4</w:t>
@@ -2812,7 +2813,7 @@
         <w:rPr>
           <w:rFonts w:ascii="Avenir Next" w:hAnsi="Avenir Next" w:cs="Avenir Next" w:eastAsia="Avenir Next"/>
           <w:color w:val="1A1A1A"/>
-          <w:sz w:val="17"/>
+          <w:sz w:val="22"/>
           <w:szCs w:val="17"/>
         </w:rPr>
         <w:t xml:space="preserve">  I got it</w:t>
@@ -2830,7 +2831,7 @@
         <w:rPr>
           <w:rFonts w:ascii="Avenir Next" w:hAnsi="Avenir Next" w:cs="Avenir Next" w:eastAsia="Avenir Next"/>
           <w:color w:val="1A1A1A"/>
-          <w:sz w:val="17"/>
+          <w:sz w:val="22"/>
           <w:szCs w:val="17"/>
         </w:rPr>
         <w:t xml:space="preserve">  Almost</w:t>
@@ -2848,7 +2849,7 @@
         <w:rPr>
           <w:rFonts w:ascii="Avenir Next" w:hAnsi="Avenir Next" w:cs="Avenir Next" w:eastAsia="Avenir Next"/>
           <w:color w:val="1A1A1A"/>
-          <w:sz w:val="17"/>
+          <w:sz w:val="22"/>
           <w:szCs w:val="17"/>
         </w:rPr>
         <w:t xml:space="preserve">  I need help</w:t>
@@ -2905,7 +2906,7 @@
         <w:rPr>
           <w:rFonts w:ascii="Avenir Next" w:hAnsi="Avenir Next" w:cs="Avenir Next" w:eastAsia="Avenir Next"/>
           <w:color w:val="1A1A1A"/>
-          <w:sz w:val="18"/>
+          <w:sz w:val="22"/>
           <w:szCs w:val="18"/>
         </w:rPr>
         <w:t xml:space="preserve">Name</w:t>
@@ -2990,7 +2991,7 @@
                 <w:rFonts w:ascii="Avenir Next" w:hAnsi="Avenir Next" w:cs="Avenir Next" w:eastAsia="Avenir Next"/>
                 <w:b/>
                 <w:color w:val="1A1A1A"/>
-                <w:sz w:val="20"/>
+                <w:sz w:val="22"/>
                 <w:szCs w:val="20"/>
               </w:rPr>
               <w:t xml:space="preserve">1.</w:t>
@@ -3008,7 +3009,7 @@
               <w:rPr>
                 <w:rFonts w:ascii="Avenir Next" w:hAnsi="Avenir Next" w:cs="Avenir Next" w:eastAsia="Avenir Next"/>
                 <w:color w:val="1A1A1A"/>
-                <w:sz w:val="20"/>
+                <w:sz w:val="22"/>
                 <w:szCs w:val="20"/>
               </w:rPr>
               <w:t xml:space="preserve">Name the solid each net makes.</w:t>
@@ -3063,25 +3064,25 @@
                       <w:rFonts w:ascii="Avenir Next" w:hAnsi="Avenir Next" w:cs="Avenir Next" w:eastAsia="Avenir Next"/>
                       <w:b/>
                       <w:color w:val="003A70"/>
+                      <w:sz w:val="22"/>
+                      <w:szCs w:val="20"/>
+                    </w:rPr>
+                    <w:t xml:space="preserve">a.</w:t>
+                  </w:r>
+                  <w:r>
+                    <w:rPr>
+                      <w:rFonts w:ascii="Avenir Next" w:hAnsi="Avenir Next" w:cs="Avenir Next" w:eastAsia="Avenir Next"/>
+                      <w:color w:val="1A1A1A"/>
                       <w:sz w:val="20"/>
                       <w:szCs w:val="20"/>
                     </w:rPr>
-                    <w:t xml:space="preserve">a.</w:t>
-                  </w:r>
-                  <w:r>
-                    <w:rPr>
-                      <w:rFonts w:ascii="Avenir Next" w:hAnsi="Avenir Next" w:cs="Avenir Next" w:eastAsia="Avenir Next"/>
-                      <w:color w:val="1A1A1A"/>
-                      <w:sz w:val="20"/>
-                      <w:szCs w:val="20"/>
-                    </w:rPr>
                     <w:tab/>
                   </w:r>
                   <w:r>
                     <w:rPr>
                       <w:rFonts w:ascii="Avenir Next" w:hAnsi="Avenir Next" w:cs="Avenir Next" w:eastAsia="Avenir Next"/>
                       <w:color w:val="1A1A1A"/>
-                      <w:sz w:val="20"/>
+                      <w:sz w:val="22"/>
                       <w:szCs w:val="20"/>
                     </w:rPr>
                     <w:t xml:space="preserve">1 pentagon + 5 triangles:</w:t>
@@ -3125,25 +3126,25 @@
                       <w:rFonts w:ascii="Avenir Next" w:hAnsi="Avenir Next" w:cs="Avenir Next" w:eastAsia="Avenir Next"/>
                       <w:b/>
                       <w:color w:val="003A70"/>
+                      <w:sz w:val="22"/>
+                      <w:szCs w:val="20"/>
+                    </w:rPr>
+                    <w:t xml:space="preserve">b.</w:t>
+                  </w:r>
+                  <w:r>
+                    <w:rPr>
+                      <w:rFonts w:ascii="Avenir Next" w:hAnsi="Avenir Next" w:cs="Avenir Next" w:eastAsia="Avenir Next"/>
+                      <w:color w:val="1A1A1A"/>
                       <w:sz w:val="20"/>
                       <w:szCs w:val="20"/>
                     </w:rPr>
-                    <w:t xml:space="preserve">b.</w:t>
-                  </w:r>
-                  <w:r>
-                    <w:rPr>
-                      <w:rFonts w:ascii="Avenir Next" w:hAnsi="Avenir Next" w:cs="Avenir Next" w:eastAsia="Avenir Next"/>
-                      <w:color w:val="1A1A1A"/>
-                      <w:sz w:val="20"/>
-                      <w:szCs w:val="20"/>
-                    </w:rPr>
                     <w:tab/>
                   </w:r>
                   <w:r>
                     <w:rPr>
                       <w:rFonts w:ascii="Avenir Next" w:hAnsi="Avenir Next" w:cs="Avenir Next" w:eastAsia="Avenir Next"/>
                       <w:color w:val="1A1A1A"/>
-                      <w:sz w:val="20"/>
+                      <w:sz w:val="22"/>
                       <w:szCs w:val="20"/>
                     </w:rPr>
                     <w:t xml:space="preserve">2 triangles + 3 rectangles:</w:t>
@@ -3270,25 +3271,25 @@
                       <w:rFonts w:ascii="Avenir Next" w:hAnsi="Avenir Next" w:cs="Avenir Next" w:eastAsia="Avenir Next"/>
                       <w:b/>
                       <w:color w:val="1A1A1A"/>
+                      <w:sz w:val="22"/>
+                      <w:szCs w:val="20"/>
+                    </w:rPr>
+                    <w:t xml:space="preserve">2.</w:t>
+                  </w:r>
+                  <w:r>
+                    <w:rPr>
+                      <w:rFonts w:ascii="Avenir Next" w:hAnsi="Avenir Next" w:cs="Avenir Next" w:eastAsia="Avenir Next"/>
+                      <w:color w:val="1A1A1A"/>
                       <w:sz w:val="20"/>
                       <w:szCs w:val="20"/>
                     </w:rPr>
-                    <w:t xml:space="preserve">2.</w:t>
-                  </w:r>
-                  <w:r>
-                    <w:rPr>
-                      <w:rFonts w:ascii="Avenir Next" w:hAnsi="Avenir Next" w:cs="Avenir Next" w:eastAsia="Avenir Next"/>
-                      <w:color w:val="1A1A1A"/>
-                      <w:sz w:val="20"/>
-                      <w:szCs w:val="20"/>
-                    </w:rPr>
                     <w:tab/>
                   </w:r>
                   <w:r>
                     <w:rPr>
                       <w:rFonts w:ascii="Avenir Next" w:hAnsi="Avenir Next" w:cs="Avenir Next" w:eastAsia="Avenir Next"/>
                       <w:color w:val="1A1A1A"/>
-                      <w:sz w:val="20"/>
+                      <w:sz w:val="22"/>
                       <w:szCs w:val="20"/>
                     </w:rPr>
                     <w:t xml:space="preserve">This net folds into a square pyramid. Find the total area of the net.</w:t>
@@ -3365,25 +3366,25 @@
                       <w:rFonts w:ascii="Avenir Next" w:hAnsi="Avenir Next" w:cs="Avenir Next" w:eastAsia="Avenir Next"/>
                       <w:b/>
                       <w:color w:val="1A1A1A"/>
+                      <w:sz w:val="22"/>
+                      <w:szCs w:val="18"/>
+                    </w:rPr>
+                    <w:t xml:space="preserve">Answer</w:t>
+                  </w:r>
+                  <w:r>
+                    <w:rPr>
+                      <w:rFonts w:ascii="Avenir Next" w:hAnsi="Avenir Next" w:cs="Avenir Next" w:eastAsia="Avenir Next"/>
+                      <w:color w:val="1A1A1A"/>
                       <w:sz w:val="18"/>
                       <w:szCs w:val="18"/>
                     </w:rPr>
-                    <w:t xml:space="preserve">Answer</w:t>
-                  </w:r>
-                  <w:r>
-                    <w:rPr>
-                      <w:rFonts w:ascii="Avenir Next" w:hAnsi="Avenir Next" w:cs="Avenir Next" w:eastAsia="Avenir Next"/>
-                      <w:color w:val="1A1A1A"/>
-                      <w:sz w:val="18"/>
-                      <w:szCs w:val="18"/>
-                    </w:rPr>
                     <w:tab/>
                   </w:r>
                   <w:r>
                     <w:rPr>
                       <w:rFonts w:ascii="Avenir Next" w:hAnsi="Avenir Next" w:cs="Avenir Next" w:eastAsia="Avenir Next"/>
                       <w:color w:val="1A1A1A"/>
-                      <w:sz w:val="18"/>
+                      <w:sz w:val="22"/>
                       <w:szCs w:val="18"/>
                     </w:rPr>
                     <w:t xml:space="preserve">  in²</w:t>
@@ -3404,7 +3405,7 @@
                     <w:drawing>
                       <wp:inline distT="0" distB="0" distL="0" distR="0">
                         <wp:extent cx="1097280" cy="1097280"/>
-                        <wp:docPr id="4" name="Figure 4"/>
+                        <wp:docPr id="4" name="Figure 4" descr="Net of a square pyramid: a square with one triangle on each side. Printed dimension labels: base: 4 in; slant: 6 in."/>
                         <a:graphic xmlns:a="http://schemas.openxmlformats.org/drawingml/2006/main">
                           <a:graphicData uri="http://schemas.openxmlformats.org/drawingml/2006/picture">
                             <pic:pic xmlns:pic="http://schemas.openxmlformats.org/drawingml/2006/picture">
@@ -3502,7 +3503,7 @@
                 <w:rFonts w:ascii="Avenir Next" w:hAnsi="Avenir Next" w:cs="Avenir Next" w:eastAsia="Avenir Next"/>
                 <w:b/>
                 <w:color w:val="1A1A1A"/>
-                <w:sz w:val="20"/>
+                <w:sz w:val="22"/>
                 <w:szCs w:val="20"/>
               </w:rPr>
               <w:t xml:space="preserve">3.</w:t>
@@ -3520,7 +3521,7 @@
               <w:rPr>
                 <w:rFonts w:ascii="Avenir Next" w:hAnsi="Avenir Next" w:cs="Avenir Next" w:eastAsia="Avenir Next"/>
                 <w:color w:val="1A1A1A"/>
-                <w:sz w:val="20"/>
+                <w:sz w:val="22"/>
                 <w:szCs w:val="20"/>
               </w:rPr>
               <w:t xml:space="preserve">How many vertices does a cube have?</w:t>
@@ -3576,25 +3577,25 @@
                       <w:rFonts w:ascii="Avenir Next" w:hAnsi="Avenir Next" w:cs="Avenir Next" w:eastAsia="Avenir Next"/>
                       <w:b/>
                       <w:color w:val="003A70"/>
+                      <w:sz w:val="22"/>
+                      <w:szCs w:val="19"/>
+                    </w:rPr>
+                    <w:t xml:space="preserve">A</w:t>
+                  </w:r>
+                  <w:r>
+                    <w:rPr>
+                      <w:rFonts w:ascii="Avenir Next" w:hAnsi="Avenir Next" w:cs="Avenir Next" w:eastAsia="Avenir Next"/>
+                      <w:color w:val="1A1A1A"/>
                       <w:sz w:val="19"/>
                       <w:szCs w:val="19"/>
                     </w:rPr>
-                    <w:t xml:space="preserve">A</w:t>
-                  </w:r>
-                  <w:r>
-                    <w:rPr>
-                      <w:rFonts w:ascii="Avenir Next" w:hAnsi="Avenir Next" w:cs="Avenir Next" w:eastAsia="Avenir Next"/>
-                      <w:color w:val="1A1A1A"/>
-                      <w:sz w:val="19"/>
-                      <w:szCs w:val="19"/>
-                    </w:rPr>
                     <w:tab/>
                   </w:r>
                   <w:r>
                     <w:rPr>
                       <w:rFonts w:ascii="Avenir Next" w:hAnsi="Avenir Next" w:cs="Avenir Next" w:eastAsia="Avenir Next"/>
                       <w:color w:val="1A1A1A"/>
-                      <w:sz w:val="19"/>
+                      <w:sz w:val="22"/>
                       <w:szCs w:val="19"/>
                     </w:rPr>
                     <w:t xml:space="preserve">6</w:t>
@@ -3619,25 +3620,25 @@
                       <w:rFonts w:ascii="Avenir Next" w:hAnsi="Avenir Next" w:cs="Avenir Next" w:eastAsia="Avenir Next"/>
                       <w:b/>
                       <w:color w:val="003A70"/>
+                      <w:sz w:val="22"/>
+                      <w:szCs w:val="19"/>
+                    </w:rPr>
+                    <w:t xml:space="preserve">B</w:t>
+                  </w:r>
+                  <w:r>
+                    <w:rPr>
+                      <w:rFonts w:ascii="Avenir Next" w:hAnsi="Avenir Next" w:cs="Avenir Next" w:eastAsia="Avenir Next"/>
+                      <w:color w:val="1A1A1A"/>
                       <w:sz w:val="19"/>
                       <w:szCs w:val="19"/>
                     </w:rPr>
-                    <w:t xml:space="preserve">B</w:t>
-                  </w:r>
-                  <w:r>
-                    <w:rPr>
-                      <w:rFonts w:ascii="Avenir Next" w:hAnsi="Avenir Next" w:cs="Avenir Next" w:eastAsia="Avenir Next"/>
-                      <w:color w:val="1A1A1A"/>
-                      <w:sz w:val="19"/>
-                      <w:szCs w:val="19"/>
-                    </w:rPr>
                     <w:tab/>
                   </w:r>
                   <w:r>
                     <w:rPr>
                       <w:rFonts w:ascii="Avenir Next" w:hAnsi="Avenir Next" w:cs="Avenir Next" w:eastAsia="Avenir Next"/>
                       <w:color w:val="1A1A1A"/>
-                      <w:sz w:val="19"/>
+                      <w:sz w:val="22"/>
                       <w:szCs w:val="19"/>
                     </w:rPr>
                     <w:t xml:space="preserve">8</w:t>
@@ -3662,25 +3663,25 @@
                       <w:rFonts w:ascii="Avenir Next" w:hAnsi="Avenir Next" w:cs="Avenir Next" w:eastAsia="Avenir Next"/>
                       <w:b/>
                       <w:color w:val="003A70"/>
+                      <w:sz w:val="22"/>
+                      <w:szCs w:val="19"/>
+                    </w:rPr>
+                    <w:t xml:space="preserve">C</w:t>
+                  </w:r>
+                  <w:r>
+                    <w:rPr>
+                      <w:rFonts w:ascii="Avenir Next" w:hAnsi="Avenir Next" w:cs="Avenir Next" w:eastAsia="Avenir Next"/>
+                      <w:color w:val="1A1A1A"/>
                       <w:sz w:val="19"/>
                       <w:szCs w:val="19"/>
                     </w:rPr>
-                    <w:t xml:space="preserve">C</w:t>
-                  </w:r>
-                  <w:r>
-                    <w:rPr>
-                      <w:rFonts w:ascii="Avenir Next" w:hAnsi="Avenir Next" w:cs="Avenir Next" w:eastAsia="Avenir Next"/>
-                      <w:color w:val="1A1A1A"/>
-                      <w:sz w:val="19"/>
-                      <w:szCs w:val="19"/>
-                    </w:rPr>
                     <w:tab/>
                   </w:r>
                   <w:r>
                     <w:rPr>
                       <w:rFonts w:ascii="Avenir Next" w:hAnsi="Avenir Next" w:cs="Avenir Next" w:eastAsia="Avenir Next"/>
                       <w:color w:val="1A1A1A"/>
-                      <w:sz w:val="19"/>
+                      <w:sz w:val="22"/>
                       <w:szCs w:val="19"/>
                     </w:rPr>
                     <w:t xml:space="preserve">12</w:t>
@@ -3705,25 +3706,25 @@
                       <w:rFonts w:ascii="Avenir Next" w:hAnsi="Avenir Next" w:cs="Avenir Next" w:eastAsia="Avenir Next"/>
                       <w:b/>
                       <w:color w:val="003A70"/>
+                      <w:sz w:val="22"/>
+                      <w:szCs w:val="19"/>
+                    </w:rPr>
+                    <w:t xml:space="preserve">D</w:t>
+                  </w:r>
+                  <w:r>
+                    <w:rPr>
+                      <w:rFonts w:ascii="Avenir Next" w:hAnsi="Avenir Next" w:cs="Avenir Next" w:eastAsia="Avenir Next"/>
+                      <w:color w:val="1A1A1A"/>
                       <w:sz w:val="19"/>
                       <w:szCs w:val="19"/>
                     </w:rPr>
-                    <w:t xml:space="preserve">D</w:t>
-                  </w:r>
-                  <w:r>
-                    <w:rPr>
-                      <w:rFonts w:ascii="Avenir Next" w:hAnsi="Avenir Next" w:cs="Avenir Next" w:eastAsia="Avenir Next"/>
-                      <w:color w:val="1A1A1A"/>
-                      <w:sz w:val="19"/>
-                      <w:szCs w:val="19"/>
-                    </w:rPr>
                     <w:tab/>
                   </w:r>
                   <w:r>
                     <w:rPr>
                       <w:rFonts w:ascii="Avenir Next" w:hAnsi="Avenir Next" w:cs="Avenir Next" w:eastAsia="Avenir Next"/>
                       <w:color w:val="1A1A1A"/>
-                      <w:sz w:val="19"/>
+                      <w:sz w:val="22"/>
                       <w:szCs w:val="19"/>
                     </w:rPr>
                     <w:t xml:space="preserve">4</w:t>
@@ -3773,7 +3774,7 @@
         <w:rPr>
           <w:rFonts w:ascii="Avenir Next" w:hAnsi="Avenir Next" w:cs="Avenir Next" w:eastAsia="Avenir Next"/>
           <w:color w:val="1A1A1A"/>
-          <w:sz w:val="17"/>
+          <w:sz w:val="22"/>
           <w:szCs w:val="17"/>
         </w:rPr>
         <w:t xml:space="preserve">  I got it</w:t>
@@ -3791,7 +3792,7 @@
         <w:rPr>
           <w:rFonts w:ascii="Avenir Next" w:hAnsi="Avenir Next" w:cs="Avenir Next" w:eastAsia="Avenir Next"/>
           <w:color w:val="1A1A1A"/>
-          <w:sz w:val="17"/>
+          <w:sz w:val="22"/>
           <w:szCs w:val="17"/>
         </w:rPr>
         <w:t xml:space="preserve">  Almost</w:t>
@@ -3809,7 +3810,7 @@
         <w:rPr>
           <w:rFonts w:ascii="Avenir Next" w:hAnsi="Avenir Next" w:cs="Avenir Next" w:eastAsia="Avenir Next"/>
           <w:color w:val="1A1A1A"/>
-          <w:sz w:val="17"/>
+          <w:sz w:val="22"/>
           <w:szCs w:val="17"/>
         </w:rPr>
         <w:t xml:space="preserve">  I need help</w:t>
@@ -3903,7 +3904,106 @@
               <w:sz w:val="15"/>
               <w:szCs w:val="15"/>
             </w:rPr>
-            <w:t xml:space="preserve">Lesson 5-6  ·  Exit Tickets  ·  two per page</w:t>
+            <w:t xml:space="preserve">5-6 · Page </w:t>
+          </w:r>
+          <w:r>
+            <w:rPr>
+              <w:rFonts w:ascii="Avenir Next" w:hAnsi="Avenir Next" w:cs="Avenir Next" w:eastAsia="Avenir Next"/>
+              <w:color w:val="5A5F66"/>
+              <w:sz w:val="15"/>
+              <w:szCs w:val="15"/>
+            </w:rPr>
+            <w:fldChar w:fldCharType="begin"/>
+          </w:r>
+          <w:r>
+            <w:rPr>
+              <w:rFonts w:ascii="Avenir Next" w:hAnsi="Avenir Next" w:cs="Avenir Next" w:eastAsia="Avenir Next"/>
+              <w:color w:val="5A5F66"/>
+              <w:sz w:val="15"/>
+              <w:szCs w:val="15"/>
+            </w:rPr>
+            <w:instrText xml:space="preserve"> PAGE </w:instrText>
+          </w:r>
+          <w:r>
+            <w:rPr>
+              <w:rFonts w:ascii="Avenir Next" w:hAnsi="Avenir Next" w:cs="Avenir Next" w:eastAsia="Avenir Next"/>
+              <w:color w:val="5A5F66"/>
+              <w:sz w:val="15"/>
+              <w:szCs w:val="15"/>
+            </w:rPr>
+            <w:fldChar w:fldCharType="separate"/>
+          </w:r>
+          <w:r>
+            <w:rPr>
+              <w:rFonts w:ascii="Avenir Next" w:hAnsi="Avenir Next" w:cs="Avenir Next" w:eastAsia="Avenir Next"/>
+              <w:color w:val="5A5F66"/>
+              <w:sz w:val="15"/>
+              <w:szCs w:val="15"/>
+            </w:rPr>
+            <w:t xml:space="preserve">1</w:t>
+          </w:r>
+          <w:r>
+            <w:rPr>
+              <w:rFonts w:ascii="Avenir Next" w:hAnsi="Avenir Next" w:cs="Avenir Next" w:eastAsia="Avenir Next"/>
+              <w:color w:val="5A5F66"/>
+              <w:sz w:val="15"/>
+              <w:szCs w:val="15"/>
+            </w:rPr>
+            <w:fldChar w:fldCharType="end"/>
+          </w:r>
+          <w:r>
+            <w:rPr>
+              <w:rFonts w:ascii="Avenir Next" w:hAnsi="Avenir Next" w:cs="Avenir Next" w:eastAsia="Avenir Next"/>
+              <w:color w:val="5A5F66"/>
+              <w:sz w:val="15"/>
+              <w:szCs w:val="15"/>
+            </w:rPr>
+            <w:t xml:space="preserve"> of </w:t>
+          </w:r>
+          <w:r>
+            <w:rPr>
+              <w:rFonts w:ascii="Avenir Next" w:hAnsi="Avenir Next" w:cs="Avenir Next" w:eastAsia="Avenir Next"/>
+              <w:color w:val="5A5F66"/>
+              <w:sz w:val="15"/>
+              <w:szCs w:val="15"/>
+            </w:rPr>
+            <w:fldChar w:fldCharType="begin"/>
+          </w:r>
+          <w:r>
+            <w:rPr>
+              <w:rFonts w:ascii="Avenir Next" w:hAnsi="Avenir Next" w:cs="Avenir Next" w:eastAsia="Avenir Next"/>
+              <w:color w:val="5A5F66"/>
+              <w:sz w:val="15"/>
+              <w:szCs w:val="15"/>
+            </w:rPr>
+            <w:instrText xml:space="preserve"> NUMPAGES </w:instrText>
+          </w:r>
+          <w:r>
+            <w:rPr>
+              <w:rFonts w:ascii="Avenir Next" w:hAnsi="Avenir Next" w:cs="Avenir Next" w:eastAsia="Avenir Next"/>
+              <w:color w:val="5A5F66"/>
+              <w:sz w:val="15"/>
+              <w:szCs w:val="15"/>
+            </w:rPr>
+            <w:fldChar w:fldCharType="separate"/>
+          </w:r>
+          <w:r>
+            <w:rPr>
+              <w:rFonts w:ascii="Avenir Next" w:hAnsi="Avenir Next" w:cs="Avenir Next" w:eastAsia="Avenir Next"/>
+              <w:color w:val="5A5F66"/>
+              <w:sz w:val="15"/>
+              <w:szCs w:val="15"/>
+            </w:rPr>
+            <w:t xml:space="preserve">1</w:t>
+          </w:r>
+          <w:r>
+            <w:rPr>
+              <w:rFonts w:ascii="Avenir Next" w:hAnsi="Avenir Next" w:cs="Avenir Next" w:eastAsia="Avenir Next"/>
+              <w:color w:val="5A5F66"/>
+              <w:sz w:val="15"/>
+              <w:szCs w:val="15"/>
+            </w:rPr>
+            <w:fldChar w:fldCharType="end"/>
           </w:r>
         </w:p>
       </w:tc>
@@ -3946,5 +4046,23 @@
       </w:tblCellMar>
     </w:tblPr>
   </w:style>
+  <w:style w:type="paragraph" w:styleId="Heading1">
+    <w:name w:val="heading 1"/>
+    <w:basedOn w:val="Normal"/>
+    <w:pPr>
+      <w:outlineLvl w:val="0"/>
+      <w:keepNext w:val="0"/>
+      <w:keepLines w:val="0"/>
+    </w:pPr>
+  </w:style>
+  <w:style w:type="paragraph" w:styleId="Heading2">
+    <w:name w:val="heading 2"/>
+    <w:basedOn w:val="Normal"/>
+    <w:pPr>
+      <w:outlineLvl w:val="1"/>
+      <w:keepNext w:val="0"/>
+      <w:keepLines w:val="0"/>
+    </w:pPr>
+  </w:style>
 </w:styles>
 </file>